--- a/docs/Under_the_Green_Umbrella_App_White_Paper.docx
+++ b/docs/Under_the_Green_Umbrella_App_White_Paper.docx
@@ -219,7 +219,7 @@
         <w:pStyle w:val="FirstParagraph"/>
       </w:pPr>
       <w:r>
-        <w:t xml:space="preserve">Everything else (her name on the account, menu, prices, kitchen, permits, delivery area) is unknown.</w:t>
+        <w:t xml:space="preserve">Everything else (her name on the account, menu, prices, delivery area) is unknown.</w:t>
       </w:r>
       <w:r>
         <w:t xml:space="preserve"> </w:t>

--- a/docs/Under_the_Green_Umbrella_App_White_Paper.docx
+++ b/docs/Under_the_Green_Umbrella_App_White_Paper.docx
@@ -15339,6 +15339,70 @@
       </w:r>
       <w:r>
         <w:t xml:space="preserve">same as T-67: every database write checks its answer, and an automation never advances after a failed write.</w:t>
+      </w:r>
+    </w:p>
+    <w:p>
+      <w:pPr>
+        <w:numPr>
+          <w:ilvl w:val="0"/>
+          <w:numId w:val="1067"/>
+        </w:numPr>
+        <w:pStyle w:val="Compact"/>
+      </w:pPr>
+      <w:r>
+        <w:rPr>
+          <w:bCs/>
+          <w:b/>
+        </w:rPr>
+        <w:t xml:space="preserve">T-73. Changed his wait setting to something he never asked for (Oct 24–25).</w:t>
+      </w:r>
+      <w:r>
+        <w:t xml:space="preserve"> </w:t>
+      </w:r>
+      <w:r>
+        <w:t xml:space="preserve">He said waits of "3, 7, 5, 12… no more than 15" and had earlier set 3 to 8. Claude read "no more than 15" as "up to 15" and set 3 to 15, so posts went out slower all day.</w:t>
+      </w:r>
+      <w:r>
+        <w:t xml:space="preserve"> </w:t>
+      </w:r>
+      <w:r>
+        <w:rPr>
+          <w:iCs/>
+          <w:i/>
+        </w:rPr>
+        <w:t xml:space="preserve">"Once again, I've told you … 15 minutes is too long to get all these ads up."</w:t>
+      </w:r>
+      <w:r>
+        <w:t xml:space="preserve"> </w:t>
+      </w:r>
+      <w:r>
+        <w:rPr>
+          <w:bCs/>
+          <w:b/>
+        </w:rPr>
+        <w:t xml:space="preserve">Fix:</w:t>
+      </w:r>
+      <w:r>
+        <w:t xml:space="preserve"> </w:t>
+      </w:r>
+      <w:r>
+        <w:t xml:space="preserve">3 to 8, and the defaults in code match.</w:t>
+      </w:r>
+      <w:r>
+        <w:t xml:space="preserve"> </w:t>
+      </w:r>
+      <w:r>
+        <w:rPr>
+          <w:bCs/>
+          <w:b/>
+        </w:rPr>
+        <w:t xml:space="preserve">Rule:</w:t>
+      </w:r>
+      <w:r>
+        <w:t xml:space="preserve"> </w:t>
+      </w:r>
+      <w:r>
+        <w:t xml:space="preserve">a number he gives is a ceiling or an example, never a new setting; change a setting only to the exact value he names, and say the new value back to him.</w:t>
       </w:r>
     </w:p>
     <w:p>

--- a/docs/Under_the_Green_Umbrella_App_White_Paper.docx
+++ b/docs/Under_the_Green_Umbrella_App_White_Paper.docx
@@ -15403,6 +15403,114 @@
       </w:r>
       <w:r>
         <w:t xml:space="preserve">a number he gives is a ceiling or an example, never a new setting; change a setting only to the exact value he names, and say the new value back to him.</w:t>
+      </w:r>
+    </w:p>
+    <w:p>
+      <w:pPr>
+        <w:numPr>
+          <w:ilvl w:val="0"/>
+          <w:numId w:val="1067"/>
+        </w:numPr>
+        <w:pStyle w:val="Compact"/>
+      </w:pPr>
+      <w:r>
+        <w:rPr>
+          <w:bCs/>
+          <w:b/>
+        </w:rPr>
+        <w:t xml:space="preserve">T-74. AI-guessed weights were way off (Oct 25).</w:t>
+      </w:r>
+      <w:r>
+        <w:t xml:space="preserve"> </w:t>
+      </w:r>
+      <w:r>
+        <w:t xml:space="preserve">The importer let the AI guess every item's weight from photos: a filmstrip projector lot said 500 lb, a solid-state shortwave radio 9 lb. Fine for "freight vs box," useless for real shipping labels.</w:t>
+      </w:r>
+      <w:r>
+        <w:t xml:space="preserve"> </w:t>
+      </w:r>
+      <w:r>
+        <w:rPr>
+          <w:bCs/>
+          <w:b/>
+        </w:rPr>
+        <w:t xml:space="preserve">Fix:</w:t>
+      </w:r>
+      <w:r>
+        <w:t xml:space="preserve"> </w:t>
+      </w:r>
+      <w:r>
+        <w:t xml:space="preserve">looked up each shippable item's spec (maker spec, manual, eBay catalog), added packing (about 15% plus 1 lb, 2–3 in each side), saved the source link with it, and flagged what can't ship (compressed gas, chemical kits, over 70 lb).</w:t>
+      </w:r>
+      <w:r>
+        <w:t xml:space="preserve"> </w:t>
+      </w:r>
+      <w:r>
+        <w:rPr>
+          <w:bCs/>
+          <w:b/>
+        </w:rPr>
+        <w:t xml:space="preserve">Rule:</w:t>
+      </w:r>
+      <w:r>
+        <w:t xml:space="preserve"> </w:t>
+      </w:r>
+      <w:r>
+        <w:t xml:space="preserve">shipping weight comes from a spec page with the link saved, never from a photo guess; anything a label will be bought for gets a source.</w:t>
+      </w:r>
+    </w:p>
+    <w:p>
+      <w:pPr>
+        <w:numPr>
+          <w:ilvl w:val="0"/>
+          <w:numId w:val="1067"/>
+        </w:numPr>
+        <w:pStyle w:val="Compact"/>
+      </w:pPr>
+      <w:r>
+        <w:rPr>
+          <w:bCs/>
+          <w:b/>
+        </w:rPr>
+        <w:t xml:space="preserve">T-75. Web search can't see Facebook groups (Oct 25).</w:t>
+      </w:r>
+      <w:r>
+        <w:t xml:space="preserve"> </w:t>
+      </w:r>
+      <w:r>
+        <w:t xml:space="preserve">Groups are behind a login, so Google returns nothing usable for "Facebook group for X."</w:t>
+      </w:r>
+      <w:r>
+        <w:t xml:space="preserve"> </w:t>
+      </w:r>
+      <w:r>
+        <w:rPr>
+          <w:bCs/>
+          <w:b/>
+        </w:rPr>
+        <w:t xml:space="preserve">Fix:</w:t>
+      </w:r>
+      <w:r>
+        <w:t xml:space="preserve"> </w:t>
+      </w:r>
+      <w:r>
+        <w:t xml:space="preserve">the logged-in Claude in Chrome searches Facebook's own Groups search and writes the results to a file the app imports.</w:t>
+      </w:r>
+      <w:r>
+        <w:t xml:space="preserve"> </w:t>
+      </w:r>
+      <w:r>
+        <w:rPr>
+          <w:bCs/>
+          <w:b/>
+        </w:rPr>
+        <w:t xml:space="preserve">Rule:</w:t>
+      </w:r>
+      <w:r>
+        <w:t xml:space="preserve"> </w:t>
+      </w:r>
+      <w:r>
+        <w:t xml:space="preserve">for anything behind his logins, send the job to the browser that's signed in, not to web search.</w:t>
       </w:r>
     </w:p>
     <w:p>

--- a/docs/Under_the_Green_Umbrella_App_White_Paper.docx
+++ b/docs/Under_the_Green_Umbrella_App_White_Paper.docx
@@ -15511,6 +15511,70 @@
       </w:r>
       <w:r>
         <w:t xml:space="preserve">for anything behind his logins, send the job to the browser that's signed in, not to web search.</w:t>
+      </w:r>
+    </w:p>
+    <w:p>
+      <w:pPr>
+        <w:numPr>
+          <w:ilvl w:val="0"/>
+          <w:numId w:val="1067"/>
+        </w:numPr>
+        <w:pStyle w:val="Compact"/>
+      </w:pPr>
+      <w:r>
+        <w:rPr>
+          <w:bCs/>
+          <w:b/>
+        </w:rPr>
+        <w:t xml:space="preserve">T-76. Built Facebook shipping without knowing how Facebook prices it (Oct 25–26).</w:t>
+      </w:r>
+      <w:r>
+        <w:t xml:space="preserve"> </w:t>
+      </w:r>
+      <w:r>
+        <w:t xml:space="preserve">Claude added "turn on shipping, weight X, or your own label at $Y" from blog posts. On his account there is no own-label option, Facebook asks only the weight, and charges one price set before any buyer exists; box size isn't asked, so a 62-inch carpet wand box (billed as 63 lb) sold with an 11 lb label.</w:t>
+      </w:r>
+      <w:r>
+        <w:t xml:space="preserve"> </w:t>
+      </w:r>
+      <w:r>
+        <w:rPr>
+          <w:iCs/>
+          <w:i/>
+        </w:rPr>
+        <w:t xml:space="preserve">"Evidently, you and the other app is not doing the proper research."</w:t>
+      </w:r>
+      <w:r>
+        <w:t xml:space="preserve"> </w:t>
+      </w:r>
+      <w:r>
+        <w:rPr>
+          <w:bCs/>
+          <w:b/>
+        </w:rPr>
+        <w:t xml:space="preserve">Fix:</w:t>
+      </w:r>
+      <w:r>
+        <w:t xml:space="preserve"> </w:t>
+      </w:r>
+      <w:r>
+        <w:t xml:space="preserve">per-ad choice (pickup / Facebook label / I ship it myself), a box-size check that warns when the post office would bill more than the weight, and pickup as the default until he picks.</w:t>
+      </w:r>
+      <w:r>
+        <w:t xml:space="preserve"> </w:t>
+      </w:r>
+      <w:r>
+        <w:rPr>
+          <w:bCs/>
+          <w:b/>
+        </w:rPr>
+        <w:t xml:space="preserve">Rule:</w:t>
+      </w:r>
+      <w:r>
+        <w:t xml:space="preserve"> </w:t>
+      </w:r>
+      <w:r>
+        <w:t xml:space="preserve">before automating anything on a platform, look at the real screen on his account (the signed-in browser) and the platform's terms; blog guides disagree and go stale.</w:t>
       </w:r>
     </w:p>
     <w:p>

--- a/docs/Under_the_Green_Umbrella_App_White_Paper.docx
+++ b/docs/Under_the_Green_Umbrella_App_White_Paper.docx
@@ -15575,6 +15575,70 @@
       </w:r>
       <w:r>
         <w:t xml:space="preserve">before automating anything on a platform, look at the real screen on his account (the signed-in browser) and the platform's terms; blog guides disagree and go stale.</w:t>
+      </w:r>
+    </w:p>
+    <w:p>
+      <w:pPr>
+        <w:numPr>
+          <w:ilvl w:val="0"/>
+          <w:numId w:val="1067"/>
+        </w:numPr>
+        <w:pStyle w:val="Compact"/>
+      </w:pPr>
+      <w:r>
+        <w:rPr>
+          <w:bCs/>
+          <w:b/>
+        </w:rPr>
+        <w:t xml:space="preserve">T-77. Built a new lookup screen without "Check another" (Oct 26).</w:t>
+      </w:r>
+      <w:r>
+        <w:t xml:space="preserve"> </w:t>
+      </w:r>
+      <w:r>
+        <w:t xml:space="preserve">The 🔬 Advanced What's it worth report had no way to start the next item, and no way to turn the report into a listing, even though every other lookup screen has both (locked layout, Oct 9).</w:t>
+      </w:r>
+      <w:r>
+        <w:t xml:space="preserve"> </w:t>
+      </w:r>
+      <w:r>
+        <w:rPr>
+          <w:iCs/>
+          <w:i/>
+        </w:rPr>
+        <w:t xml:space="preserve">"I can't believe you leave this kind of shit off when you already know."</w:t>
+      </w:r>
+      <w:r>
+        <w:t xml:space="preserve"> </w:t>
+      </w:r>
+      <w:r>
+        <w:rPr>
+          <w:bCs/>
+          <w:b/>
+        </w:rPr>
+        <w:t xml:space="preserve">Fix:</w:t>
+      </w:r>
+      <w:r>
+        <w:t xml:space="preserve"> </w:t>
+      </w:r>
+      <w:r>
+        <w:t xml:space="preserve">🔬 Check another next to the Word download and at the bottom, 📝 Make it a listing, and the "Your listing is written" screen sends him back to Advanced.</w:t>
+      </w:r>
+      <w:r>
+        <w:t xml:space="preserve"> </w:t>
+      </w:r>
+      <w:r>
+        <w:rPr>
+          <w:bCs/>
+          <w:b/>
+        </w:rPr>
+        <w:t xml:space="preserve">Rule:</w:t>
+      </w:r>
+      <w:r>
+        <w:t xml:space="preserve"> </w:t>
+      </w:r>
+      <w:r>
+        <w:t xml:space="preserve">a new screen that does what an old screen does gets everything the old one has (Check another, Share, make a listing, fix it) on day one; check the locked layout list before shipping.</w:t>
       </w:r>
     </w:p>
     <w:p>

--- a/docs/Under_the_Green_Umbrella_App_White_Paper.docx
+++ b/docs/Under_the_Green_Umbrella_App_White_Paper.docx
@@ -15639,6 +15639,70 @@
       </w:r>
       <w:r>
         <w:t xml:space="preserve">a new screen that does what an old screen does gets everything the old one has (Check another, Share, make a listing, fix it) on day one; check the locked layout list before shipping.</w:t>
+      </w:r>
+    </w:p>
+    <w:p>
+      <w:pPr>
+        <w:numPr>
+          <w:ilvl w:val="0"/>
+          <w:numId w:val="1067"/>
+        </w:numPr>
+        <w:pStyle w:val="Compact"/>
+      </w:pPr>
+      <w:r>
+        <w:rPr>
+          <w:bCs/>
+          <w:b/>
+        </w:rPr>
+        <w:t xml:space="preserve">T-78. One giant AI answer came back half empty, and the app saved it (Oct 26).</w:t>
+      </w:r>
+      <w:r>
+        <w:t xml:space="preserve"> </w:t>
+      </w:r>
+      <w:r>
+        <w:t xml:space="preserve">The B&amp;K 1476A deep report had prices but no test steps, no specs and no listing; the AI had handed the lists back as broken text, the app quietly turned them into blanks, and "Make it a listing" made an empty listing.</w:t>
+      </w:r>
+      <w:r>
+        <w:t xml:space="preserve"> </w:t>
+      </w:r>
+      <w:r>
+        <w:rPr>
+          <w:iCs/>
+          <w:i/>
+        </w:rPr>
+        <w:t xml:space="preserve">"Didn't give me jack shit."</w:t>
+      </w:r>
+      <w:r>
+        <w:t xml:space="preserve"> </w:t>
+      </w:r>
+      <w:r>
+        <w:rPr>
+          <w:bCs/>
+          <w:b/>
+        </w:rPr>
+        <w:t xml:space="preserve">Fix:</w:t>
+      </w:r>
+      <w:r>
+        <w:t xml:space="preserve"> </w:t>
+      </w:r>
+      <w:r>
+        <w:t xml:space="preserve">split into two smaller passes (value, weight and box; then test guide and listing), check each answer for what matters (4+ test steps, a 120+ word description, 8+ keywords, weight and box) and send it back to the AI with exactly what's missing, refuse to make a listing from an empty one, and a 🔄 Run it again button that also refreshes the draft listing. Tested end to end before shipping: 13 test steps, 8 faults, 7 manuals, 19 keywords, full description.</w:t>
+      </w:r>
+      <w:r>
+        <w:t xml:space="preserve"> </w:t>
+      </w:r>
+      <w:r>
+        <w:rPr>
+          <w:bCs/>
+          <w:b/>
+        </w:rPr>
+        <w:t xml:space="preserve">Rule:</w:t>
+      </w:r>
+      <w:r>
+        <w:t xml:space="preserve"> </w:t>
+      </w:r>
+      <w:r>
+        <w:t xml:space="preserve">never trust a big AI answer's shape; check the fields that matter and ask again, and test the real flow, not just the build.</w:t>
       </w:r>
     </w:p>
     <w:p>
